--- a/translation_generator/templates/pcctemp.docx
+++ b/translation_generator/templates/pcctemp.docx
@@ -3481,7 +3481,6 @@
                                 </w:rPr>
                                 <w:t xml:space="preserve"> </w:t>
                               </w:r>
-                              <w:proofErr w:type="gramStart"/>
                               <w:r>
                                 <w:rPr>
                                   <w:spacing w:val="-2"/>
@@ -3601,7 +3600,7 @@
                                   <w:b/>
                                   <w:sz w:val="18"/>
                                 </w:rPr>
-                                <w:t>&lt;&lt;SECTION_OFFICER_SIGN&gt;&gt;</w:t>
+                                <w:t>&lt;&lt;OFF_SIGN&gt;&gt;</w:t>
                               </w:r>
                             </w:p>
                             <w:p>
@@ -4955,7 +4954,6 @@
                           </w:rPr>
                           <w:t xml:space="preserve"> </w:t>
                         </w:r>
-                        <w:proofErr w:type="gramStart"/>
                         <w:r>
                           <w:rPr>
                             <w:spacing w:val="-2"/>
@@ -5061,7 +5059,7 @@
                             <w:b/>
                             <w:sz w:val="18"/>
                           </w:rPr>
-                          <w:t>&lt;&lt;SECTION_OFFICER_SIGN&gt;&gt;</w:t>
+                          <w:t>&lt;&lt;OFF_SIGN&gt;&gt;</w:t>
                         </w:r>
                       </w:p>
                       <w:p>
@@ -5316,31 +5314,19 @@
         </mc:AlternateContent>
       </w:r>
     </w:p>
+    <w:p>
+      <w:r>
+        <w:rPr>
+          <w:vanish/>
+        </w:rPr>
+        <w:t xml:space="preserve">&lt;&lt;0I_NO&gt;&gt; &lt;&lt;REFERENCE_NO&gt;&gt; &lt;&lt;OFF_SIGN&gt;&gt; </w:t>
+      </w:r>
+    </w:p>
     <w:sectPr>
       <w:pgSz w:w="12240" w:h="15840"/>
       <w:pgMar w:top="2140" w:right="360" w:bottom="3200" w:left="360" w:header="832" w:footer="3005" w:gutter="0"/>
       <w:cols w:space="720"/>
     </w:sectPr>
-    <w:p>
-      <w:r>
-        <w:rPr>
-          <w:vanish/>
-        </w:rPr>
-        <w:t xml:space="preserve">&lt;&lt;0I_NO&gt;&gt; </w:t>
-      </w:r>
-      <w:r>
-        <w:rPr>
-          <w:vanish/>
-        </w:rPr>
-        <w:t xml:space="preserve">&lt;&lt;REFERENCE_NO&gt;&gt; </w:t>
-      </w:r>
-      <w:r>
-        <w:rPr>
-          <w:vanish/>
-        </w:rPr>
-        <w:t xml:space="preserve">&lt;&lt;SECTION_OFFICER_SIGN&gt;&gt; </w:t>
-      </w:r>
-    </w:p>
   </w:body>
 </w:document>
 </file>
